--- a/WP DLA/Presentation/Working_Session_RunOfShow_Unified22CT_PARTNER_INTERNAL.docx
+++ b/WP DLA/Presentation/Working_Session_RunOfShow_Unified22CT_PARTNER_INTERNAL.docx
@@ -1263,7 +1263,7 @@
         <w:rPr>
           <w:sz w:val="19"/>
         </w:rPr>
-        <w:t>The 7-part anatomy + the live four-attacker demo + the 8.1% derivation. Real numbers (Section 7).</w:t>
+        <w:t>The 7-part anatomy + the live four-attacker demo + the 10.6% derivation. Real numbers (Section 7).</w:t>
       </w:r>
     </w:p>
     <w:p>
@@ -1593,7 +1593,7 @@
         <w:t xml:space="preserve">FP (composite): </w:t>
       </w:r>
       <w:r>
-        <w:t>8.1% composite (~20/246 normals above Volt's 13.70), 4/4 caught but cleanly separating only 2/4 (USR-118, USR-156). Use 8.1, never 8.5.</w:t>
+        <w:t>10.6% composite (~26/246 normals above Volt's 12.95), 4/4 caught but cleanly separating only 2/4 (USR-118, USR-156).</w:t>
       </w:r>
     </w:p>
     <w:p>
@@ -1607,7 +1607,7 @@
         <w:t xml:space="preserve">Ranks: </w:t>
       </w:r>
       <w:r>
-        <w:t>Salt #1 (51.27); Insider #2 (46.24); Slow APT #7 (19.44); Volt #24 (13.70).</w:t>
+        <w:t>Salt #1 (51.71); Insider #2 (46.24); Slow APT #7 (20.00); Volt #30 (12.90).</w:t>
       </w:r>
     </w:p>
     <w:p>
@@ -1635,7 +1635,7 @@
         <w:t xml:space="preserve">Separation is by RANK: </w:t>
       </w:r>
       <w:r>
-        <w:t>top normal (21.5) outscores Slow APT (19.4) and Volt (13.7). Present a ranked list.</w:t>
+        <w:t>top normal (21.5) outscores Slow APT (20.0) and Volt (12.9). Present a ranked list.</w:t>
       </w:r>
     </w:p>
     <w:p>
